--- a/flow/20230914_vu_template/drafts/2024-06-u/28-ПТ-Кира і Йоана.docx
+++ b/flow/20230914_vu_template/drafts/2024-06-u/28-ПТ-Кира і Йоана.docx
@@ -3402,53 +3402,37 @@
     </w:p>
     <w:p>
       <w:pPr>
-        <w:spacing w:after="120" w:lineRule="auto"/>
-        <w:jc w:val="both"/>
-        <w:rPr>
-          <w:rFonts w:ascii="Times New Roman" w:cs="Times New Roman" w:eastAsia="Times New Roman" w:hAnsi="Times New Roman"/>
-          <w:sz w:val="24"/>
-          <w:szCs w:val="24"/>
-        </w:rPr>
-      </w:pPr>
-      <w:r>
-        <w:rPr>
-          <w:rFonts w:ascii="Times New Roman" w:cs="Times New Roman" w:eastAsia="Times New Roman" w:hAnsi="Times New Roman"/>
-          <w:i w:val="1"/>
-          <w:color w:val="ff0000"/>
-          <w:sz w:val="24"/>
-          <w:szCs w:val="24"/>
-          <w:rtl w:val="0"/>
-        </w:rPr>
-        <w:t xml:space="preserve">(г. 1, подібний: Преславні мученики):</w:t>
-      </w:r>
-      <w:r>
-        <w:rPr>
-          <w:rFonts w:ascii="Times New Roman" w:cs="Times New Roman" w:eastAsia="Times New Roman" w:hAnsi="Times New Roman"/>
-          <w:sz w:val="24"/>
-          <w:szCs w:val="24"/>
-          <w:rtl w:val="0"/>
-        </w:rPr>
-        <w:t xml:space="preserve"> Богомудрий, блаженний </w:t>
-      </w:r>
-      <w:r>
-        <w:rPr>
-          <w:rFonts w:ascii="Times New Roman" w:cs="Times New Roman" w:eastAsia="Times New Roman" w:hAnsi="Times New Roman"/>
-          <w:i w:val="1"/>
-          <w:color w:val="ff0000"/>
-          <w:sz w:val="24"/>
-          <w:szCs w:val="24"/>
-          <w:rtl w:val="0"/>
-        </w:rPr>
-        <w:t xml:space="preserve">Терапонте</w:t>
-      </w:r>
-      <w:r>
-        <w:rPr>
-          <w:rFonts w:ascii="Times New Roman" w:cs="Times New Roman" w:eastAsia="Times New Roman" w:hAnsi="Times New Roman"/>
-          <w:sz w:val="24"/>
-          <w:szCs w:val="24"/>
-          <w:rtl w:val="0"/>
-        </w:rPr>
-        <w:t xml:space="preserve">!* Багряною твоєю кров'ю* ти оздобив свою священну* і божественну одежу,* проходивши благочесно від сили до сили,* і від слави до слави.* Молися нині, щоб дано душам нашим мир* і велику милість.</w:t>
+        <w:pStyle w:val="a"/>
+      </w:pPr>
+      <w:r>
+        <w:rPr>
+          <w:rFonts w:ascii="Times New Roman" w:hAnsi="Times New Roman"/>
+          <w:i/>
+          <w:color w:val="FF0000"/>
+          <w:sz w:val="24"/>
+        </w:rPr>
+        <w:t xml:space="preserve">(г. 4, подібний: Дав ти як знамено): </w:t>
+      </w:r>
+      <w:r>
+        <w:rPr>
+          <w:rFonts w:ascii="Times New Roman" w:hAnsi="Times New Roman"/>
+          <w:sz w:val="24"/>
+        </w:rPr>
+        <w:t xml:space="preserve">Наводнені водами духовними,* як повноводні ріки,* все створіння напоюєте Божими знаками* і преславними дарами оздоровлень,* висушуючи душерозтлінні пристрасті,* зціляючи недуги* і проганяючи духів,* богоносні </w:t>
+      </w:r>
+      <w:r>
+        <w:rPr>
+          <w:rFonts w:ascii="Times New Roman" w:hAnsi="Times New Roman"/>
+          <w:sz w:val="24"/>
+        </w:rPr>
+        <w:t>б</w:t>
+      </w:r>
+      <w:r>
+        <w:rPr>
+          <w:rFonts w:ascii="Times New Roman" w:hAnsi="Times New Roman"/>
+          <w:sz w:val="24"/>
+        </w:rPr>
+        <w:t>езсрібники,* заступники душ наших.</w:t>
       </w:r>
     </w:p>
     <w:p>
@@ -3522,22 +3506,42 @@
     </w:p>
     <w:p>
       <w:pPr>
-        <w:spacing w:after="120" w:lineRule="auto"/>
-        <w:jc w:val="both"/>
-        <w:rPr>
-          <w:rFonts w:ascii="Times New Roman" w:cs="Times New Roman" w:eastAsia="Times New Roman" w:hAnsi="Times New Roman"/>
-          <w:sz w:val="24"/>
-          <w:szCs w:val="24"/>
-        </w:rPr>
-      </w:pPr>
-      <w:r>
-        <w:rPr>
-          <w:rFonts w:ascii="Times New Roman" w:cs="Times New Roman" w:eastAsia="Times New Roman" w:hAnsi="Times New Roman"/>
-          <w:sz w:val="24"/>
-          <w:szCs w:val="24"/>
-          <w:rtl w:val="0"/>
-        </w:rPr>
-        <w:t xml:space="preserve">Як правдивий священик,* ти найперше приносив Богові* безкровну жертву,* наостанок же, як справжній мученик,* ти, всечесний благовіснику Бога,* приніс Христові себе самого,* як цілопальну приємну жертву.* Моли його за тих,* що тебе прославляють.</w:t>
+        <w:pStyle w:val="a"/>
+      </w:pPr>
+      <w:r>
+        <w:rPr>
+          <w:rFonts w:ascii="Times New Roman" w:hAnsi="Times New Roman"/>
+          <w:sz w:val="24"/>
+        </w:rPr>
+        <w:t xml:space="preserve">Покоривши, </w:t>
+      </w:r>
+      <w:r>
+        <w:rPr>
+          <w:rFonts w:ascii="Times New Roman" w:hAnsi="Times New Roman"/>
+          <w:sz w:val="24"/>
+        </w:rPr>
+        <w:t>с</w:t>
+      </w:r>
+      <w:r>
+        <w:rPr>
+          <w:rFonts w:ascii="Times New Roman" w:hAnsi="Times New Roman"/>
+          <w:sz w:val="24"/>
+        </w:rPr>
+        <w:t>вяті</w:t>
+      </w:r>
+      <w:r>
+        <w:rPr>
+          <w:rFonts w:ascii="Times New Roman" w:hAnsi="Times New Roman"/>
+          <w:sz w:val="24"/>
+        </w:rPr>
+        <w:t>ї</w:t>
+      </w:r>
+      <w:r>
+        <w:rPr>
+          <w:rFonts w:ascii="Times New Roman" w:hAnsi="Times New Roman"/>
+          <w:sz w:val="24"/>
+        </w:rPr>
+        <w:t>,* нерозумні пристрасті* душевними силами,* вчиняєте людям і скотові добродійства,* бо Христос збагатив вас* дарами оздоровлень.* Тому звершуючи ваше священне* і світлоносне торжество,* просимо очищення душам нашим.</w:t>
       </w:r>
     </w:p>
     <w:p>
@@ -3585,104 +3589,106 @@
     </w:p>
     <w:p>
       <w:pPr>
-        <w:spacing w:after="120" w:lineRule="auto"/>
-        <w:jc w:val="both"/>
-        <w:rPr>
-          <w:rFonts w:ascii="Times New Roman" w:cs="Times New Roman" w:eastAsia="Times New Roman" w:hAnsi="Times New Roman"/>
-          <w:sz w:val="24"/>
-          <w:szCs w:val="24"/>
-        </w:rPr>
-      </w:pPr>
-      <w:r>
-        <w:rPr>
-          <w:rFonts w:ascii="Times New Roman" w:cs="Times New Roman" w:eastAsia="Times New Roman" w:hAnsi="Times New Roman"/>
-          <w:sz w:val="24"/>
-          <w:szCs w:val="24"/>
-          <w:rtl w:val="0"/>
-        </w:rPr>
-        <w:t xml:space="preserve">Ти, богомудрий Отче, привів Христові мученицькі полки;* напоумляючи своїми повчаннями* і наказуючи заповідями,* ти поставив себе самого* за видимий зразок.* Молися з ними,* щоб дати душам нашим мир* і велику милість.</w:t>
-      </w:r>
-    </w:p>
-    <w:p>
-      <w:pPr>
-        <w:spacing w:after="120" w:lineRule="auto"/>
-        <w:jc w:val="both"/>
-        <w:rPr>
-          <w:rFonts w:ascii="Times New Roman" w:cs="Times New Roman" w:eastAsia="Times New Roman" w:hAnsi="Times New Roman"/>
-          <w:sz w:val="24"/>
-          <w:szCs w:val="24"/>
-        </w:rPr>
-      </w:pPr>
-      <w:r>
-        <w:rPr>
-          <w:rFonts w:ascii="Times New Roman" w:cs="Times New Roman" w:eastAsia="Times New Roman" w:hAnsi="Times New Roman"/>
-          <w:b w:val="1"/>
-          <w:sz w:val="24"/>
-          <w:szCs w:val="24"/>
-          <w:rtl w:val="0"/>
-        </w:rPr>
-        <w:t xml:space="preserve">Слава</w:t>
-      </w:r>
-      <w:r>
-        <w:rPr>
-          <w:rFonts w:ascii="Times New Roman" w:cs="Times New Roman" w:eastAsia="Times New Roman" w:hAnsi="Times New Roman"/>
-          <w:sz w:val="24"/>
-          <w:szCs w:val="24"/>
-          <w:rtl w:val="0"/>
-        </w:rPr>
-        <w:t xml:space="preserve"> </w:t>
-      </w:r>
-      <w:r>
-        <w:rPr>
-          <w:rFonts w:ascii="Times New Roman" w:cs="Times New Roman" w:eastAsia="Times New Roman" w:hAnsi="Times New Roman"/>
-          <w:b w:val="1"/>
-          <w:sz w:val="24"/>
-          <w:szCs w:val="24"/>
-          <w:rtl w:val="0"/>
-        </w:rPr>
-        <w:t xml:space="preserve">І нині: </w:t>
-      </w:r>
-      <w:r>
-        <w:rPr>
-          <w:rFonts w:ascii="Times New Roman" w:cs="Times New Roman" w:eastAsia="Times New Roman" w:hAnsi="Times New Roman"/>
-          <w:i w:val="1"/>
-          <w:color w:val="ff0000"/>
-          <w:sz w:val="24"/>
-          <w:szCs w:val="24"/>
-          <w:rtl w:val="0"/>
-        </w:rPr>
-        <w:t xml:space="preserve">(г. 8):</w:t>
-      </w:r>
-      <w:r>
-        <w:rPr>
-          <w:rFonts w:ascii="Times New Roman" w:cs="Times New Roman" w:eastAsia="Times New Roman" w:hAnsi="Times New Roman"/>
-          <w:color w:val="000000"/>
-          <w:sz w:val="24"/>
-          <w:szCs w:val="24"/>
-          <w:rtl w:val="0"/>
-        </w:rPr>
-        <w:t xml:space="preserve"> Прийдіть, народи світу, поклонімся Богові в трьох особах:* Синові в Отці зі святим Духом.* Отець бо споконвічно родить Сина споконвічного та співпрестольного,* а Дух Святий є в Отці співставлений з Сином:* одна сила, одна природа, одне Божество.* Йому поклоняючись, усі виголошуємо:* Святий Боже, що все твориш Сином,* за співдіянням Святого Духа!* Святий Кріпкий, що нам Отця об'явив* і в світ послав Святого Духа!* Святий Безсмертний і Душе – Утішителю,* що від Отця виходиш і в Сині перебуваєш:* Тройце Свята, – слава тобі!</w:t>
-      </w:r>
-      <w:r>
-        <w:rPr>
-          <w:rtl w:val="0"/>
-        </w:rPr>
-      </w:r>
-    </w:p>
-    <w:p>
-      <w:pPr>
-        <w:spacing w:after="120" w:lineRule="auto"/>
-        <w:jc w:val="both"/>
-        <w:rPr>
-          <w:rFonts w:ascii="Times New Roman" w:cs="Times New Roman" w:eastAsia="Times New Roman" w:hAnsi="Times New Roman"/>
-          <w:sz w:val="24"/>
-          <w:szCs w:val="24"/>
-        </w:rPr>
-      </w:pPr>
-      <w:r>
-        <w:rPr>
-          <w:rtl w:val="0"/>
-        </w:rPr>
+        <w:pStyle w:val="a"/>
+      </w:pPr>
+      <w:r>
+        <w:rPr>
+          <w:rFonts w:ascii="Times New Roman" w:hAnsi="Times New Roman"/>
+          <w:sz w:val="24"/>
+        </w:rPr>
+        <w:t xml:space="preserve">Ваш божественний храм* явився немов промінне і спасенне небо.* Він прикрасився нині,* немов зорями, спасительними чудами,* і, як сонцем світлим, божественними оздоровленнями,* </w:t>
+      </w:r>
+      <w:r>
+        <w:rPr>
+          <w:rFonts w:ascii="Times New Roman" w:hAnsi="Times New Roman"/>
+          <w:i w:val="0"/>
+          <w:color w:val="000000"/>
+          <w:sz w:val="24"/>
+          <w:highlight w:val="yellow"/>
+        </w:rPr>
+        <w:t>Кире та Йоане</w:t>
+      </w:r>
+      <w:r>
+        <w:rPr>
+          <w:rFonts w:ascii="Times New Roman" w:hAnsi="Times New Roman"/>
+          <w:sz w:val="24"/>
+        </w:rPr>
+        <w:t xml:space="preserve"> преблаженний* і </w:t>
+      </w:r>
+      <w:r>
+        <w:rPr>
+          <w:rFonts w:ascii="Times New Roman" w:hAnsi="Times New Roman"/>
+          <w:i w:val="0"/>
+          <w:color w:val="000000"/>
+          <w:sz w:val="24"/>
+          <w:highlight w:val="yellow"/>
+        </w:rPr>
+        <w:t>Кире та Йоане</w:t>
+      </w:r>
+      <w:r>
+        <w:rPr>
+          <w:rFonts w:ascii="Times New Roman" w:hAnsi="Times New Roman"/>
+          <w:sz w:val="24"/>
+        </w:rPr>
+        <w:t xml:space="preserve"> преславний,* – слуги Господні,* молільники за душі наші.</w:t>
+      </w:r>
+    </w:p>
+    <w:p>
+      <w:pPr>
+        <w:pStyle w:val="a"/>
+      </w:pPr>
+      <w:r>
+        <w:rPr>
+          <w:rFonts w:ascii="Times New Roman" w:hAnsi="Times New Roman"/>
+          <w:b/>
+          <w:sz w:val="24"/>
+        </w:rPr>
+        <w:t xml:space="preserve">Слава </w:t>
+      </w:r>
+      <w:r>
+        <w:rPr>
+          <w:rFonts w:ascii="Times New Roman" w:hAnsi="Times New Roman"/>
+          <w:i/>
+          <w:color w:val="FF0000"/>
+          <w:sz w:val="24"/>
+        </w:rPr>
+        <w:t xml:space="preserve">(г. 4): </w:t>
+      </w:r>
+      <w:r>
+        <w:rPr>
+          <w:rFonts w:ascii="Times New Roman" w:hAnsi="Times New Roman"/>
+          <w:sz w:val="24"/>
+        </w:rPr>
+        <w:t>Хто не здивується? Хто не прославить?* Хто з вірою не оспіває чудеса мудрих і преславних безсрібників?* Бо і по святій їхній смерті подають вони усім, що з вірою приходять, щедрі ізцілення,* а їх святі мощі виділяють благодатне оздоровлення.* О свята Двійко! Чесні голови!* О, премудросте і славо даної нам від Бога ласки!* Тому й піснями славимо добродійного Бога,* що появив їх на зцілення душ і тіл наших.</w:t>
+      </w:r>
+    </w:p>
+    <w:p>
+      <w:pPr>
+        <w:pStyle w:val="a"/>
+      </w:pPr>
+      <w:r>
+        <w:rPr>
+          <w:rFonts w:ascii="Times New Roman" w:hAnsi="Times New Roman"/>
+          <w:b/>
+          <w:sz w:val="24"/>
+        </w:rPr>
+        <w:t xml:space="preserve">І нині </w:t>
+      </w:r>
+      <w:r>
+        <w:rPr>
+          <w:rFonts w:ascii="Times New Roman" w:hAnsi="Times New Roman"/>
+          <w:i/>
+          <w:color w:val="FF0000"/>
+          <w:sz w:val="24"/>
+        </w:rPr>
+        <w:t xml:space="preserve">(хрестобогородичний): </w:t>
+      </w:r>
+      <w:r>
+        <w:rPr>
+          <w:rFonts w:ascii="Times New Roman" w:hAnsi="Times New Roman"/>
+          <w:sz w:val="24"/>
+        </w:rPr>
+        <w:t>Зранює мене меч болючий,* коли бачу на хресті тебе,* що повісив землю на водах* і нап'яв небо, немов намет;* бачачи тебе нагим та повішеним, розіп'ятим,* я бажала б радше померти, Найлюбіший.* Затремти, земле, і затрясися,* – кликала Пречиста, плачучи.</w:t>
       </w:r>
     </w:p>
     <w:p>

--- a/flow/20230914_vu_template/drafts/2024-06-u/28-ПТ-Кира і Йоана.docx
+++ b/flow/20230914_vu_template/drafts/2024-06-u/28-ПТ-Кира і Йоана.docx
@@ -3,22 +3,32 @@
 <w:document xmlns:mc="http://schemas.openxmlformats.org/markup-compatibility/2006" xmlns:o="urn:schemas-microsoft-com:office:office" xmlns:r="http://schemas.openxmlformats.org/officeDocument/2006/relationships" xmlns:m="http://schemas.openxmlformats.org/officeDocument/2006/math" xmlns:v="urn:schemas-microsoft-com:vml" xmlns:wp="http://schemas.openxmlformats.org/drawingml/2006/wordprocessingDrawing" xmlns:w10="urn:schemas-microsoft-com:office:word" xmlns:w="http://schemas.openxmlformats.org/wordprocessingml/2006/main" xmlns:wne="http://schemas.microsoft.com/office/word/2006/wordml" xmlns:sl="http://schemas.openxmlformats.org/schemaLibrary/2006/main" xmlns:a="http://schemas.openxmlformats.org/drawingml/2006/main" xmlns:pic="http://schemas.openxmlformats.org/drawingml/2006/picture" xmlns:c="http://schemas.openxmlformats.org/drawingml/2006/chart" xmlns:lc="http://schemas.openxmlformats.org/drawingml/2006/lockedCanvas" xmlns:dgm="http://schemas.openxmlformats.org/drawingml/2006/diagram" xmlns:wps="http://schemas.microsoft.com/office/word/2010/wordprocessingShape" xmlns:wpg="http://schemas.microsoft.com/office/word/2010/wordprocessingGroup" xmlns:w14="http://schemas.microsoft.com/office/word/2010/wordml" xmlns:w15="http://schemas.microsoft.com/office/word/2012/wordml">
   <w:body>
     <w:p>
-      <w:r>
-        <w:rPr>
-          <w:rFonts w:ascii="Times New Roman" w:hAnsi="Times New Roman"/>
-          <w:b/>
-          <w:sz w:val="24"/>
-        </w:rPr>
-        <w:t>Червень 28, П'ятниця</w:t>
-      </w:r>
-    </w:p>
-    <w:p>
-      <w:r>
-        <w:rPr>
-          <w:rFonts w:ascii="Times New Roman" w:hAnsi="Times New Roman"/>
-          <w:sz w:val="24"/>
-        </w:rPr>
-        <w:t>🕃 Перенесення мощів свв. безср. Кира і Івана</w:t>
+      <w:pPr>
+        <w:spacing w:after="120" w:lineRule="auto"/>
+        <w:rPr>
+          <w:rFonts w:ascii="Times New Roman" w:cs="Times New Roman" w:eastAsia="Times New Roman" w:hAnsi="Times New Roman"/>
+          <w:i w:val="1"/>
+          <w:sz w:val="24"/>
+          <w:szCs w:val="24"/>
+        </w:rPr>
+      </w:pPr>
+      <w:r>
+        <w:rPr>
+          <w:rFonts w:ascii="Times New Roman" w:cs="Times New Roman" w:eastAsia="Times New Roman" w:hAnsi="Times New Roman"/>
+          <w:color w:val="000000"/>
+          <w:sz w:val="24"/>
+          <w:szCs w:val="24"/>
+          <w:rtl w:val="0"/>
+        </w:rPr>
+        <w:t xml:space="preserve">Червень 9 П'ятниця</w:t>
+        <w:br w:type="textWrapping"/>
+        <w:t xml:space="preserve">9 (27) Св. свщмч. Терапонта.</w:t>
+        <w:br w:type="textWrapping"/>
+      </w:r>
+      <w:r>
+        <w:rPr>
+          <w:rtl w:val="0"/>
+        </w:rPr>
       </w:r>
     </w:p>
     <w:p>
@@ -52,19 +62,33 @@
       </w:pPr>
       <w:r>
         <w:rPr>
-          <w:rFonts w:ascii="Times New Roman" w:hAnsi="Times New Roman"/>
-          <w:i/>
-          <w:color w:val="FF4400"/>
-          <w:sz w:val="24"/>
-        </w:rPr>
-        <w:t>Священик:</w:t>
-      </w:r>
-      <w:r>
-        <w:rPr>
-          <w:rFonts w:ascii="Times New Roman" w:hAnsi="Times New Roman"/>
-          <w:sz w:val="24"/>
-        </w:rPr>
-        <w:t xml:space="preserve"> Благословенний Бог наш завжди, нині і повсякчас, і на віки віків.</w:t>
+          <w:rFonts w:ascii="Times New Roman" w:cs="Times New Roman" w:eastAsia="Times New Roman" w:hAnsi="Times New Roman"/>
+          <w:i w:val="1"/>
+          <w:color w:val="ff0000"/>
+          <w:sz w:val="24"/>
+          <w:szCs w:val="24"/>
+          <w:rtl w:val="0"/>
+        </w:rPr>
+        <w:t xml:space="preserve">Священик:</w:t>
+      </w:r>
+      <w:r>
+        <w:rPr>
+          <w:rFonts w:ascii="Times New Roman" w:cs="Times New Roman" w:eastAsia="Times New Roman" w:hAnsi="Times New Roman"/>
+          <w:color w:val="ff0000"/>
+          <w:sz w:val="24"/>
+          <w:szCs w:val="24"/>
+          <w:rtl w:val="0"/>
+        </w:rPr>
+        <w:t xml:space="preserve"> </w:t>
+      </w:r>
+      <w:r>
+        <w:rPr>
+          <w:rFonts w:ascii="Times New Roman" w:cs="Times New Roman" w:eastAsia="Times New Roman" w:hAnsi="Times New Roman"/>
+          <w:sz w:val="24"/>
+          <w:szCs w:val="24"/>
+          <w:rtl w:val="0"/>
+        </w:rPr>
+        <w:t xml:space="preserve">Благословенний Бог наш завжди, нині і повсякчас, і на віки віків.</w:t>
       </w:r>
     </w:p>
     <w:p>
@@ -323,17 +347,21 @@
       </w:pPr>
       <w:r>
         <w:rPr>
-          <w:rFonts w:ascii="Times New Roman" w:hAnsi="Times New Roman"/>
-          <w:i/>
-          <w:color w:val="FF4400"/>
-          <w:sz w:val="24"/>
-        </w:rPr>
-        <w:t>Священик:</w:t>
-      </w:r>
-      <w:r>
-        <w:rPr>
-          <w:rFonts w:ascii="Times New Roman" w:hAnsi="Times New Roman"/>
-          <w:sz w:val="24"/>
+          <w:rFonts w:ascii="Times New Roman" w:cs="Times New Roman" w:eastAsia="Times New Roman" w:hAnsi="Times New Roman"/>
+          <w:i w:val="1"/>
+          <w:color w:val="ff0000"/>
+          <w:sz w:val="24"/>
+          <w:szCs w:val="24"/>
+          <w:rtl w:val="0"/>
+        </w:rPr>
+        <w:t xml:space="preserve">Священик:</w:t>
+      </w:r>
+      <w:r>
+        <w:rPr>
+          <w:rFonts w:ascii="Times New Roman" w:cs="Times New Roman" w:eastAsia="Times New Roman" w:hAnsi="Times New Roman"/>
+          <w:sz w:val="24"/>
+          <w:szCs w:val="24"/>
+          <w:rtl w:val="0"/>
         </w:rPr>
         <w:t xml:space="preserve"> Бо твоє є царство, і сила, і слава, Отця, і Сина, і Святого Духа, нині і повсякчас, і на віки віків.</w:t>
       </w:r>
@@ -2449,17 +2477,21 @@
       </w:pPr>
       <w:r>
         <w:rPr>
-          <w:rFonts w:ascii="Times New Roman" w:hAnsi="Times New Roman"/>
-          <w:i/>
-          <w:color w:val="FF4400"/>
-          <w:sz w:val="24"/>
-        </w:rPr>
-        <w:t>Священик:</w:t>
-      </w:r>
-      <w:r>
-        <w:rPr>
-          <w:rFonts w:ascii="Times New Roman" w:hAnsi="Times New Roman"/>
-          <w:sz w:val="24"/>
+          <w:rFonts w:ascii="Times New Roman" w:cs="Times New Roman" w:eastAsia="Times New Roman" w:hAnsi="Times New Roman"/>
+          <w:i w:val="1"/>
+          <w:color w:val="ff0000"/>
+          <w:sz w:val="24"/>
+          <w:szCs w:val="24"/>
+          <w:rtl w:val="0"/>
+        </w:rPr>
+        <w:t xml:space="preserve">Священик:</w:t>
+      </w:r>
+      <w:r>
+        <w:rPr>
+          <w:rFonts w:ascii="Times New Roman" w:cs="Times New Roman" w:eastAsia="Times New Roman" w:hAnsi="Times New Roman"/>
+          <w:sz w:val="24"/>
+          <w:szCs w:val="24"/>
+          <w:rtl w:val="0"/>
         </w:rPr>
         <w:t xml:space="preserve"> Бо тобі належить усяка слава, честь і поклоніння, Отцю, і Сину, і Святому Духові, нині і повсякчас, і на віки віків.</w:t>
       </w:r>
@@ -3402,37 +3434,53 @@
     </w:p>
     <w:p>
       <w:pPr>
-        <w:pStyle w:val="a"/>
-      </w:pPr>
-      <w:r>
-        <w:rPr>
-          <w:rFonts w:ascii="Times New Roman" w:hAnsi="Times New Roman"/>
-          <w:i/>
-          <w:color w:val="FF0000"/>
-          <w:sz w:val="24"/>
-        </w:rPr>
-        <w:t xml:space="preserve">(г. 4, подібний: Дав ти як знамено): </w:t>
-      </w:r>
-      <w:r>
-        <w:rPr>
-          <w:rFonts w:ascii="Times New Roman" w:hAnsi="Times New Roman"/>
-          <w:sz w:val="24"/>
-        </w:rPr>
-        <w:t xml:space="preserve">Наводнені водами духовними,* як повноводні ріки,* все створіння напоюєте Божими знаками* і преславними дарами оздоровлень,* висушуючи душерозтлінні пристрасті,* зціляючи недуги* і проганяючи духів,* богоносні </w:t>
-      </w:r>
-      <w:r>
-        <w:rPr>
-          <w:rFonts w:ascii="Times New Roman" w:hAnsi="Times New Roman"/>
-          <w:sz w:val="24"/>
-        </w:rPr>
-        <w:t>б</w:t>
-      </w:r>
-      <w:r>
-        <w:rPr>
-          <w:rFonts w:ascii="Times New Roman" w:hAnsi="Times New Roman"/>
-          <w:sz w:val="24"/>
-        </w:rPr>
-        <w:t>езсрібники,* заступники душ наших.</w:t>
+        <w:spacing w:after="120" w:lineRule="auto"/>
+        <w:jc w:val="both"/>
+        <w:rPr>
+          <w:rFonts w:ascii="Times New Roman" w:cs="Times New Roman" w:eastAsia="Times New Roman" w:hAnsi="Times New Roman"/>
+          <w:sz w:val="24"/>
+          <w:szCs w:val="24"/>
+        </w:rPr>
+      </w:pPr>
+      <w:r>
+        <w:rPr>
+          <w:rFonts w:ascii="Times New Roman" w:cs="Times New Roman" w:eastAsia="Times New Roman" w:hAnsi="Times New Roman"/>
+          <w:i w:val="1"/>
+          <w:color w:val="ff0000"/>
+          <w:sz w:val="24"/>
+          <w:szCs w:val="24"/>
+          <w:rtl w:val="0"/>
+        </w:rPr>
+        <w:t xml:space="preserve">(г. 1, подібний: Преславні мученики):</w:t>
+      </w:r>
+      <w:r>
+        <w:rPr>
+          <w:rFonts w:ascii="Times New Roman" w:cs="Times New Roman" w:eastAsia="Times New Roman" w:hAnsi="Times New Roman"/>
+          <w:sz w:val="24"/>
+          <w:szCs w:val="24"/>
+          <w:rtl w:val="0"/>
+        </w:rPr>
+        <w:t xml:space="preserve"> Богомудрий, блаженний </w:t>
+      </w:r>
+      <w:r>
+        <w:rPr>
+          <w:rFonts w:ascii="Times New Roman" w:cs="Times New Roman" w:eastAsia="Times New Roman" w:hAnsi="Times New Roman"/>
+          <w:i w:val="1"/>
+          <w:color w:val="ff0000"/>
+          <w:sz w:val="24"/>
+          <w:szCs w:val="24"/>
+          <w:rtl w:val="0"/>
+        </w:rPr>
+        <w:t xml:space="preserve">Терапонте</w:t>
+      </w:r>
+      <w:r>
+        <w:rPr>
+          <w:rFonts w:ascii="Times New Roman" w:cs="Times New Roman" w:eastAsia="Times New Roman" w:hAnsi="Times New Roman"/>
+          <w:sz w:val="24"/>
+          <w:szCs w:val="24"/>
+          <w:rtl w:val="0"/>
+        </w:rPr>
+        <w:t xml:space="preserve">!* Багряною твоєю кров'ю* ти оздобив свою священну* і божественну одежу,* проходивши благочесно від сили до сили,* і від слави до слави.* Молися нині, щоб дано душам нашим мир* і велику милість.</w:t>
       </w:r>
     </w:p>
     <w:p>
@@ -3506,42 +3554,22 @@
     </w:p>
     <w:p>
       <w:pPr>
-        <w:pStyle w:val="a"/>
-      </w:pPr>
-      <w:r>
-        <w:rPr>
-          <w:rFonts w:ascii="Times New Roman" w:hAnsi="Times New Roman"/>
-          <w:sz w:val="24"/>
-        </w:rPr>
-        <w:t xml:space="preserve">Покоривши, </w:t>
-      </w:r>
-      <w:r>
-        <w:rPr>
-          <w:rFonts w:ascii="Times New Roman" w:hAnsi="Times New Roman"/>
-          <w:sz w:val="24"/>
-        </w:rPr>
-        <w:t>с</w:t>
-      </w:r>
-      <w:r>
-        <w:rPr>
-          <w:rFonts w:ascii="Times New Roman" w:hAnsi="Times New Roman"/>
-          <w:sz w:val="24"/>
-        </w:rPr>
-        <w:t>вяті</w:t>
-      </w:r>
-      <w:r>
-        <w:rPr>
-          <w:rFonts w:ascii="Times New Roman" w:hAnsi="Times New Roman"/>
-          <w:sz w:val="24"/>
-        </w:rPr>
-        <w:t>ї</w:t>
-      </w:r>
-      <w:r>
-        <w:rPr>
-          <w:rFonts w:ascii="Times New Roman" w:hAnsi="Times New Roman"/>
-          <w:sz w:val="24"/>
-        </w:rPr>
-        <w:t>,* нерозумні пристрасті* душевними силами,* вчиняєте людям і скотові добродійства,* бо Христос збагатив вас* дарами оздоровлень.* Тому звершуючи ваше священне* і світлоносне торжество,* просимо очищення душам нашим.</w:t>
+        <w:spacing w:after="120" w:lineRule="auto"/>
+        <w:jc w:val="both"/>
+        <w:rPr>
+          <w:rFonts w:ascii="Times New Roman" w:cs="Times New Roman" w:eastAsia="Times New Roman" w:hAnsi="Times New Roman"/>
+          <w:sz w:val="24"/>
+          <w:szCs w:val="24"/>
+        </w:rPr>
+      </w:pPr>
+      <w:r>
+        <w:rPr>
+          <w:rFonts w:ascii="Times New Roman" w:cs="Times New Roman" w:eastAsia="Times New Roman" w:hAnsi="Times New Roman"/>
+          <w:sz w:val="24"/>
+          <w:szCs w:val="24"/>
+          <w:rtl w:val="0"/>
+        </w:rPr>
+        <w:t xml:space="preserve">Як правдивий священик,* ти найперше приносив Богові* безкровну жертву,* наостанок же, як справжній мученик,* ти, всечесний благовіснику Бога,* приніс Христові себе самого,* як цілопальну приємну жертву.* Моли його за тих,* що тебе прославляють.</w:t>
       </w:r>
     </w:p>
     <w:p>
@@ -3589,106 +3617,104 @@
     </w:p>
     <w:p>
       <w:pPr>
-        <w:pStyle w:val="a"/>
-      </w:pPr>
-      <w:r>
-        <w:rPr>
-          <w:rFonts w:ascii="Times New Roman" w:hAnsi="Times New Roman"/>
-          <w:sz w:val="24"/>
-        </w:rPr>
-        <w:t xml:space="preserve">Ваш божественний храм* явився немов промінне і спасенне небо.* Він прикрасився нині,* немов зорями, спасительними чудами,* і, як сонцем світлим, божественними оздоровленнями,* </w:t>
-      </w:r>
-      <w:r>
-        <w:rPr>
-          <w:rFonts w:ascii="Times New Roman" w:hAnsi="Times New Roman"/>
-          <w:i w:val="0"/>
-          <w:color w:val="000000"/>
-          <w:sz w:val="24"/>
-          <w:highlight w:val="yellow"/>
-        </w:rPr>
-        <w:t>Кире та Йоане</w:t>
-      </w:r>
-      <w:r>
-        <w:rPr>
-          <w:rFonts w:ascii="Times New Roman" w:hAnsi="Times New Roman"/>
-          <w:sz w:val="24"/>
-        </w:rPr>
-        <w:t xml:space="preserve"> преблаженний* і </w:t>
-      </w:r>
-      <w:r>
-        <w:rPr>
-          <w:rFonts w:ascii="Times New Roman" w:hAnsi="Times New Roman"/>
-          <w:i w:val="0"/>
-          <w:color w:val="000000"/>
-          <w:sz w:val="24"/>
-          <w:highlight w:val="yellow"/>
-        </w:rPr>
-        <w:t>Кире та Йоане</w:t>
-      </w:r>
-      <w:r>
-        <w:rPr>
-          <w:rFonts w:ascii="Times New Roman" w:hAnsi="Times New Roman"/>
-          <w:sz w:val="24"/>
-        </w:rPr>
-        <w:t xml:space="preserve"> преславний,* – слуги Господні,* молільники за душі наші.</w:t>
-      </w:r>
-    </w:p>
-    <w:p>
-      <w:pPr>
-        <w:pStyle w:val="a"/>
-      </w:pPr>
-      <w:r>
-        <w:rPr>
-          <w:rFonts w:ascii="Times New Roman" w:hAnsi="Times New Roman"/>
-          <w:b/>
-          <w:sz w:val="24"/>
-        </w:rPr>
-        <w:t xml:space="preserve">Слава </w:t>
-      </w:r>
-      <w:r>
-        <w:rPr>
-          <w:rFonts w:ascii="Times New Roman" w:hAnsi="Times New Roman"/>
-          <w:i/>
-          <w:color w:val="FF0000"/>
-          <w:sz w:val="24"/>
-        </w:rPr>
-        <w:t xml:space="preserve">(г. 4): </w:t>
-      </w:r>
-      <w:r>
-        <w:rPr>
-          <w:rFonts w:ascii="Times New Roman" w:hAnsi="Times New Roman"/>
-          <w:sz w:val="24"/>
-        </w:rPr>
-        <w:t>Хто не здивується? Хто не прославить?* Хто з вірою не оспіває чудеса мудрих і преславних безсрібників?* Бо і по святій їхній смерті подають вони усім, що з вірою приходять, щедрі ізцілення,* а їх святі мощі виділяють благодатне оздоровлення.* О свята Двійко! Чесні голови!* О, премудросте і славо даної нам від Бога ласки!* Тому й піснями славимо добродійного Бога,* що появив їх на зцілення душ і тіл наших.</w:t>
-      </w:r>
-    </w:p>
-    <w:p>
-      <w:pPr>
-        <w:pStyle w:val="a"/>
-      </w:pPr>
-      <w:r>
-        <w:rPr>
-          <w:rFonts w:ascii="Times New Roman" w:hAnsi="Times New Roman"/>
-          <w:b/>
-          <w:sz w:val="24"/>
-        </w:rPr>
-        <w:t xml:space="preserve">І нині </w:t>
-      </w:r>
-      <w:r>
-        <w:rPr>
-          <w:rFonts w:ascii="Times New Roman" w:hAnsi="Times New Roman"/>
-          <w:i/>
-          <w:color w:val="FF0000"/>
-          <w:sz w:val="24"/>
-        </w:rPr>
-        <w:t xml:space="preserve">(хрестобогородичний): </w:t>
-      </w:r>
-      <w:r>
-        <w:rPr>
-          <w:rFonts w:ascii="Times New Roman" w:hAnsi="Times New Roman"/>
-          <w:sz w:val="24"/>
-        </w:rPr>
-        <w:t>Зранює мене меч болючий,* коли бачу на хресті тебе,* що повісив землю на водах* і нап'яв небо, немов намет;* бачачи тебе нагим та повішеним, розіп'ятим,* я бажала б радше померти, Найлюбіший.* Затремти, земле, і затрясися,* – кликала Пречиста, плачучи.</w:t>
+        <w:spacing w:after="120" w:lineRule="auto"/>
+        <w:jc w:val="both"/>
+        <w:rPr>
+          <w:rFonts w:ascii="Times New Roman" w:cs="Times New Roman" w:eastAsia="Times New Roman" w:hAnsi="Times New Roman"/>
+          <w:sz w:val="24"/>
+          <w:szCs w:val="24"/>
+        </w:rPr>
+      </w:pPr>
+      <w:r>
+        <w:rPr>
+          <w:rFonts w:ascii="Times New Roman" w:cs="Times New Roman" w:eastAsia="Times New Roman" w:hAnsi="Times New Roman"/>
+          <w:sz w:val="24"/>
+          <w:szCs w:val="24"/>
+          <w:rtl w:val="0"/>
+        </w:rPr>
+        <w:t xml:space="preserve">Ти, богомудрий Отче, привів Христові мученицькі полки;* напоумляючи своїми повчаннями* і наказуючи заповідями,* ти поставив себе самого* за видимий зразок.* Молися з ними,* щоб дати душам нашим мир* і велику милість.</w:t>
+      </w:r>
+    </w:p>
+    <w:p>
+      <w:pPr>
+        <w:spacing w:after="120" w:lineRule="auto"/>
+        <w:jc w:val="both"/>
+        <w:rPr>
+          <w:rFonts w:ascii="Times New Roman" w:cs="Times New Roman" w:eastAsia="Times New Roman" w:hAnsi="Times New Roman"/>
+          <w:sz w:val="24"/>
+          <w:szCs w:val="24"/>
+        </w:rPr>
+      </w:pPr>
+      <w:r>
+        <w:rPr>
+          <w:rFonts w:ascii="Times New Roman" w:cs="Times New Roman" w:eastAsia="Times New Roman" w:hAnsi="Times New Roman"/>
+          <w:b w:val="1"/>
+          <w:sz w:val="24"/>
+          <w:szCs w:val="24"/>
+          <w:rtl w:val="0"/>
+        </w:rPr>
+        <w:t xml:space="preserve">Слава</w:t>
+      </w:r>
+      <w:r>
+        <w:rPr>
+          <w:rFonts w:ascii="Times New Roman" w:cs="Times New Roman" w:eastAsia="Times New Roman" w:hAnsi="Times New Roman"/>
+          <w:sz w:val="24"/>
+          <w:szCs w:val="24"/>
+          <w:rtl w:val="0"/>
+        </w:rPr>
+        <w:t xml:space="preserve"> </w:t>
+      </w:r>
+      <w:r>
+        <w:rPr>
+          <w:rFonts w:ascii="Times New Roman" w:cs="Times New Roman" w:eastAsia="Times New Roman" w:hAnsi="Times New Roman"/>
+          <w:b w:val="1"/>
+          <w:sz w:val="24"/>
+          <w:szCs w:val="24"/>
+          <w:rtl w:val="0"/>
+        </w:rPr>
+        <w:t xml:space="preserve">І нині: </w:t>
+      </w:r>
+      <w:r>
+        <w:rPr>
+          <w:rFonts w:ascii="Times New Roman" w:cs="Times New Roman" w:eastAsia="Times New Roman" w:hAnsi="Times New Roman"/>
+          <w:i w:val="1"/>
+          <w:color w:val="ff0000"/>
+          <w:sz w:val="24"/>
+          <w:szCs w:val="24"/>
+          <w:rtl w:val="0"/>
+        </w:rPr>
+        <w:t xml:space="preserve">(г. 8):</w:t>
+      </w:r>
+      <w:r>
+        <w:rPr>
+          <w:rFonts w:ascii="Times New Roman" w:cs="Times New Roman" w:eastAsia="Times New Roman" w:hAnsi="Times New Roman"/>
+          <w:color w:val="000000"/>
+          <w:sz w:val="24"/>
+          <w:szCs w:val="24"/>
+          <w:rtl w:val="0"/>
+        </w:rPr>
+        <w:t xml:space="preserve"> Прийдіть, народи світу, поклонімся Богові в трьох особах:* Синові в Отці зі святим Духом.* Отець бо споконвічно родить Сина споконвічного та співпрестольного,* а Дух Святий є в Отці співставлений з Сином:* одна сила, одна природа, одне Божество.* Йому поклоняючись, усі виголошуємо:* Святий Боже, що все твориш Сином,* за співдіянням Святого Духа!* Святий Кріпкий, що нам Отця об'явив* і в світ послав Святого Духа!* Святий Безсмертний і Душе – Утішителю,* що від Отця виходиш і в Сині перебуваєш:* Тройце Свята, – слава тобі!</w:t>
+      </w:r>
+      <w:r>
+        <w:rPr>
+          <w:rtl w:val="0"/>
+        </w:rPr>
+      </w:r>
+    </w:p>
+    <w:p>
+      <w:pPr>
+        <w:spacing w:after="120" w:lineRule="auto"/>
+        <w:jc w:val="both"/>
+        <w:rPr>
+          <w:rFonts w:ascii="Times New Roman" w:cs="Times New Roman" w:eastAsia="Times New Roman" w:hAnsi="Times New Roman"/>
+          <w:sz w:val="24"/>
+          <w:szCs w:val="24"/>
+        </w:rPr>
+      </w:pPr>
+      <w:r>
+        <w:rPr>
+          <w:rtl w:val="0"/>
+        </w:rPr>
       </w:r>
     </w:p>
     <w:p>
@@ -3812,19 +3838,33 @@
       </w:pPr>
       <w:r>
         <w:rPr>
-          <w:rFonts w:ascii="Times New Roman" w:hAnsi="Times New Roman"/>
-          <w:i/>
-          <w:color w:val="FF4400"/>
-          <w:sz w:val="24"/>
-        </w:rPr>
-        <w:t>Священик:</w:t>
-      </w:r>
-      <w:r>
-        <w:rPr>
-          <w:rFonts w:ascii="Times New Roman" w:hAnsi="Times New Roman"/>
-          <w:sz w:val="24"/>
-        </w:rPr>
-        <w:t xml:space="preserve"> Мир всім.</w:t>
+          <w:rFonts w:ascii="Times New Roman" w:cs="Times New Roman" w:eastAsia="Times New Roman" w:hAnsi="Times New Roman"/>
+          <w:i w:val="1"/>
+          <w:color w:val="ff0000"/>
+          <w:sz w:val="24"/>
+          <w:szCs w:val="24"/>
+          <w:rtl w:val="0"/>
+        </w:rPr>
+        <w:t xml:space="preserve">Священик:</w:t>
+      </w:r>
+      <w:r>
+        <w:rPr>
+          <w:rFonts w:ascii="Times New Roman" w:cs="Times New Roman" w:eastAsia="Times New Roman" w:hAnsi="Times New Roman"/>
+          <w:color w:val="ff0000"/>
+          <w:sz w:val="24"/>
+          <w:szCs w:val="24"/>
+          <w:rtl w:val="0"/>
+        </w:rPr>
+        <w:t xml:space="preserve"> </w:t>
+      </w:r>
+      <w:r>
+        <w:rPr>
+          <w:rFonts w:ascii="Times New Roman" w:cs="Times New Roman" w:eastAsia="Times New Roman" w:hAnsi="Times New Roman"/>
+          <w:sz w:val="24"/>
+          <w:szCs w:val="24"/>
+          <w:rtl w:val="0"/>
+        </w:rPr>
+        <w:t xml:space="preserve">Мир всім.</w:t>
       </w:r>
     </w:p>
     <w:p>
@@ -4853,19 +4893,33 @@
       </w:pPr>
       <w:r>
         <w:rPr>
-          <w:rFonts w:ascii="Times New Roman" w:hAnsi="Times New Roman"/>
-          <w:i/>
-          <w:color w:val="FF4400"/>
-          <w:sz w:val="24"/>
-        </w:rPr>
-        <w:t>Священик:</w:t>
-      </w:r>
-      <w:r>
-        <w:rPr>
-          <w:rFonts w:ascii="Times New Roman" w:hAnsi="Times New Roman"/>
-          <w:sz w:val="24"/>
-        </w:rPr>
-        <w:t xml:space="preserve"> Бо ти Бог милости, ласк і чоловіколюбности, і тобі славу віддаємо: Отцю, і Сину, і Святому Духові, нині і повсякчас, і на віки віків.</w:t>
+          <w:rFonts w:ascii="Times New Roman" w:cs="Times New Roman" w:eastAsia="Times New Roman" w:hAnsi="Times New Roman"/>
+          <w:i w:val="1"/>
+          <w:color w:val="ff0000"/>
+          <w:sz w:val="24"/>
+          <w:szCs w:val="24"/>
+          <w:rtl w:val="0"/>
+        </w:rPr>
+        <w:t xml:space="preserve">Священик:</w:t>
+      </w:r>
+      <w:r>
+        <w:rPr>
+          <w:rFonts w:ascii="Times New Roman" w:cs="Times New Roman" w:eastAsia="Times New Roman" w:hAnsi="Times New Roman"/>
+          <w:color w:val="ff0000"/>
+          <w:sz w:val="24"/>
+          <w:szCs w:val="24"/>
+          <w:rtl w:val="0"/>
+        </w:rPr>
+        <w:t xml:space="preserve"> </w:t>
+      </w:r>
+      <w:r>
+        <w:rPr>
+          <w:rFonts w:ascii="Times New Roman" w:cs="Times New Roman" w:eastAsia="Times New Roman" w:hAnsi="Times New Roman"/>
+          <w:sz w:val="24"/>
+          <w:szCs w:val="24"/>
+          <w:rtl w:val="0"/>
+        </w:rPr>
+        <w:t xml:space="preserve">Бо ти Бог милости, ласк і чоловіколюбности, і тобі славу віддаємо: Отцю, і Сину, і Святому Духові, нині і повсякчас, і на віки віків.</w:t>
       </w:r>
     </w:p>
     <w:p>
@@ -4921,19 +4975,33 @@
       </w:pPr>
       <w:r>
         <w:rPr>
-          <w:rFonts w:ascii="Times New Roman" w:hAnsi="Times New Roman"/>
-          <w:i/>
-          <w:color w:val="FF4400"/>
-          <w:sz w:val="24"/>
-        </w:rPr>
-        <w:t>Священик:</w:t>
-      </w:r>
-      <w:r>
-        <w:rPr>
-          <w:rFonts w:ascii="Times New Roman" w:hAnsi="Times New Roman"/>
-          <w:sz w:val="24"/>
-        </w:rPr>
-        <w:t xml:space="preserve"> Мир всім.</w:t>
+          <w:rFonts w:ascii="Times New Roman" w:cs="Times New Roman" w:eastAsia="Times New Roman" w:hAnsi="Times New Roman"/>
+          <w:i w:val="1"/>
+          <w:color w:val="ff0000"/>
+          <w:sz w:val="24"/>
+          <w:szCs w:val="24"/>
+          <w:rtl w:val="0"/>
+        </w:rPr>
+        <w:t xml:space="preserve">Священик:</w:t>
+      </w:r>
+      <w:r>
+        <w:rPr>
+          <w:rFonts w:ascii="Times New Roman" w:cs="Times New Roman" w:eastAsia="Times New Roman" w:hAnsi="Times New Roman"/>
+          <w:color w:val="ff0000"/>
+          <w:sz w:val="24"/>
+          <w:szCs w:val="24"/>
+          <w:rtl w:val="0"/>
+        </w:rPr>
+        <w:t xml:space="preserve"> </w:t>
+      </w:r>
+      <w:r>
+        <w:rPr>
+          <w:rFonts w:ascii="Times New Roman" w:cs="Times New Roman" w:eastAsia="Times New Roman" w:hAnsi="Times New Roman"/>
+          <w:sz w:val="24"/>
+          <w:szCs w:val="24"/>
+          <w:rtl w:val="0"/>
+        </w:rPr>
+        <w:t xml:space="preserve">Мир всім.</w:t>
       </w:r>
     </w:p>
     <w:p>
@@ -5081,19 +5149,33 @@
       </w:pPr>
       <w:r>
         <w:rPr>
-          <w:rFonts w:ascii="Times New Roman" w:hAnsi="Times New Roman"/>
-          <w:i/>
-          <w:color w:val="FF4400"/>
-          <w:sz w:val="24"/>
-        </w:rPr>
-        <w:t>Священик:</w:t>
-      </w:r>
-      <w:r>
-        <w:rPr>
-          <w:rFonts w:ascii="Times New Roman" w:hAnsi="Times New Roman"/>
-          <w:sz w:val="24"/>
-        </w:rPr>
-        <w:t xml:space="preserve"> Нехай буде влада царства твого благословенна і дуже прославлена: Отця, і Сина, і Святого Духа, нині і повсякчас, і на віки віків.</w:t>
+          <w:rFonts w:ascii="Times New Roman" w:cs="Times New Roman" w:eastAsia="Times New Roman" w:hAnsi="Times New Roman"/>
+          <w:i w:val="1"/>
+          <w:color w:val="ff0000"/>
+          <w:sz w:val="24"/>
+          <w:szCs w:val="24"/>
+          <w:rtl w:val="0"/>
+        </w:rPr>
+        <w:t xml:space="preserve">Священик:</w:t>
+      </w:r>
+      <w:r>
+        <w:rPr>
+          <w:rFonts w:ascii="Times New Roman" w:cs="Times New Roman" w:eastAsia="Times New Roman" w:hAnsi="Times New Roman"/>
+          <w:color w:val="ff0000"/>
+          <w:sz w:val="24"/>
+          <w:szCs w:val="24"/>
+          <w:rtl w:val="0"/>
+        </w:rPr>
+        <w:t xml:space="preserve"> </w:t>
+      </w:r>
+      <w:r>
+        <w:rPr>
+          <w:rFonts w:ascii="Times New Roman" w:cs="Times New Roman" w:eastAsia="Times New Roman" w:hAnsi="Times New Roman"/>
+          <w:sz w:val="24"/>
+          <w:szCs w:val="24"/>
+          <w:rtl w:val="0"/>
+        </w:rPr>
+        <w:t xml:space="preserve">Нехай буде влада царства твого благословенна і дуже прославлена: Отця, і Сина, і Святого Духа, нині і повсякчас, і на віки віків.</w:t>
       </w:r>
     </w:p>
     <w:p>
@@ -5717,17 +5799,21 @@
       </w:pPr>
       <w:r>
         <w:rPr>
-          <w:rFonts w:ascii="Times New Roman" w:hAnsi="Times New Roman"/>
-          <w:i/>
-          <w:color w:val="FF4400"/>
-          <w:sz w:val="24"/>
-        </w:rPr>
-        <w:t>Священик:</w:t>
-      </w:r>
-      <w:r>
-        <w:rPr>
-          <w:rFonts w:ascii="Times New Roman" w:hAnsi="Times New Roman"/>
-          <w:sz w:val="24"/>
+          <w:rFonts w:ascii="Times New Roman" w:cs="Times New Roman" w:eastAsia="Times New Roman" w:hAnsi="Times New Roman"/>
+          <w:i w:val="1"/>
+          <w:color w:val="ff0000"/>
+          <w:sz w:val="24"/>
+          <w:szCs w:val="24"/>
+          <w:rtl w:val="0"/>
+        </w:rPr>
+        <w:t xml:space="preserve">Священик:</w:t>
+      </w:r>
+      <w:r>
+        <w:rPr>
+          <w:rFonts w:ascii="Times New Roman" w:cs="Times New Roman" w:eastAsia="Times New Roman" w:hAnsi="Times New Roman"/>
+          <w:sz w:val="24"/>
+          <w:szCs w:val="24"/>
+          <w:rtl w:val="0"/>
         </w:rPr>
         <w:t xml:space="preserve"> Бо твоє є царство, і сила, і слава, Отця, і Сина, і Святого Духа, нині і повсякчас, і на віки віків.</w:t>
       </w:r>
@@ -6576,17 +6662,21 @@
       </w:pPr>
       <w:r>
         <w:rPr>
-          <w:rFonts w:ascii="Times New Roman" w:hAnsi="Times New Roman"/>
-          <w:i/>
-          <w:color w:val="FF4400"/>
-          <w:sz w:val="24"/>
-        </w:rPr>
-        <w:t>Священик:</w:t>
-      </w:r>
-      <w:r>
-        <w:rPr>
-          <w:rFonts w:ascii="Times New Roman" w:hAnsi="Times New Roman"/>
-          <w:sz w:val="24"/>
+          <w:rFonts w:ascii="Times New Roman" w:cs="Times New Roman" w:eastAsia="Times New Roman" w:hAnsi="Times New Roman"/>
+          <w:i w:val="1"/>
+          <w:color w:val="ff0000"/>
+          <w:sz w:val="24"/>
+          <w:szCs w:val="24"/>
+          <w:rtl w:val="0"/>
+        </w:rPr>
+        <w:t xml:space="preserve">Священик:</w:t>
+      </w:r>
+      <w:r>
+        <w:rPr>
+          <w:rFonts w:ascii="Times New Roman" w:cs="Times New Roman" w:eastAsia="Times New Roman" w:hAnsi="Times New Roman"/>
+          <w:sz w:val="24"/>
+          <w:szCs w:val="24"/>
+          <w:rtl w:val="0"/>
         </w:rPr>
         <w:t xml:space="preserve"> Бо милостивий і чоловіколюбець Бог єси, і тобі славу возсилаємо: Отцю, і Сину, і Святому Духові, нині і повсякчас, і на віки віків.</w:t>
       </w:r>
@@ -6728,19 +6818,33 @@
       </w:pPr>
       <w:r>
         <w:rPr>
-          <w:rFonts w:ascii="Times New Roman" w:hAnsi="Times New Roman"/>
-          <w:i/>
-          <w:color w:val="FF4400"/>
-          <w:sz w:val="24"/>
-        </w:rPr>
-        <w:t>Священик:</w:t>
-      </w:r>
-      <w:r>
-        <w:rPr>
-          <w:rFonts w:ascii="Times New Roman" w:hAnsi="Times New Roman"/>
-          <w:sz w:val="24"/>
-        </w:rPr>
-        <w:t xml:space="preserve"> Слава тобі, Христе Боже, надіє наша, слава тобі!</w:t>
+          <w:rFonts w:ascii="Times New Roman" w:cs="Times New Roman" w:eastAsia="Times New Roman" w:hAnsi="Times New Roman"/>
+          <w:i w:val="1"/>
+          <w:color w:val="ff0000"/>
+          <w:sz w:val="24"/>
+          <w:szCs w:val="24"/>
+          <w:rtl w:val="0"/>
+        </w:rPr>
+        <w:t xml:space="preserve">Священик:</w:t>
+      </w:r>
+      <w:r>
+        <w:rPr>
+          <w:rFonts w:ascii="Times New Roman" w:cs="Times New Roman" w:eastAsia="Times New Roman" w:hAnsi="Times New Roman"/>
+          <w:color w:val="ff0000"/>
+          <w:sz w:val="24"/>
+          <w:szCs w:val="24"/>
+          <w:rtl w:val="0"/>
+        </w:rPr>
+        <w:t xml:space="preserve"> </w:t>
+      </w:r>
+      <w:r>
+        <w:rPr>
+          <w:rFonts w:ascii="Times New Roman" w:cs="Times New Roman" w:eastAsia="Times New Roman" w:hAnsi="Times New Roman"/>
+          <w:sz w:val="24"/>
+          <w:szCs w:val="24"/>
+          <w:rtl w:val="0"/>
+        </w:rPr>
+        <w:t xml:space="preserve">Слава тобі, Христе Боже, надіє наша, слава тобі!</w:t>
       </w:r>
     </w:p>
     <w:p>
@@ -6815,37 +6919,83 @@
       </w:r>
     </w:p>
     <w:p>
-      <w:r>
-        <w:rPr>
-          <w:rFonts w:ascii="Times New Roman" w:hAnsi="Times New Roman"/>
-          <w:i/>
-          <w:color w:val="FF4400"/>
-          <w:sz w:val="24"/>
-        </w:rPr>
-        <w:t>Священик:</w:t>
-      </w:r>
-      <w:r>
-        <w:rPr>
-          <w:rFonts w:ascii="Times New Roman" w:hAnsi="Times New Roman"/>
-          <w:sz w:val="24"/>
-        </w:rPr>
-        <w:t xml:space="preserve"> Христос, істинний Бог наш - молитвами пречистої Своєї Матері, силою чесного і животворчого хреста, заступництвом святих славних і всехвальних апостолів, святого, </w:t>
-      </w:r>
-      <w:r>
-        <w:rPr>
-          <w:rFonts w:ascii="Times New Roman" w:hAnsi="Times New Roman"/>
-          <w:i/>
-          <w:color w:val="FF4400"/>
-          <w:sz w:val="24"/>
-        </w:rPr>
-        <w:t>якого є храм</w:t>
-      </w:r>
-      <w:r>
-        <w:rPr>
-          <w:rFonts w:ascii="Times New Roman" w:hAnsi="Times New Roman"/>
-          <w:sz w:val="24"/>
-        </w:rPr>
-        <w:t>, перенесення мощів святих безсрібників Кира і Івана і всіх святих - помилує і спасе нас як благий і людинолюбний.</w:t>
+      <w:pPr>
+        <w:spacing w:after="120" w:lineRule="auto"/>
+        <w:jc w:val="both"/>
+        <w:rPr>
+          <w:rFonts w:ascii="Times New Roman" w:cs="Times New Roman" w:eastAsia="Times New Roman" w:hAnsi="Times New Roman"/>
+          <w:sz w:val="24"/>
+          <w:szCs w:val="24"/>
+        </w:rPr>
+      </w:pPr>
+      <w:r>
+        <w:rPr>
+          <w:rFonts w:ascii="Times New Roman" w:cs="Times New Roman" w:eastAsia="Times New Roman" w:hAnsi="Times New Roman"/>
+          <w:i w:val="1"/>
+          <w:color w:val="ff0000"/>
+          <w:sz w:val="24"/>
+          <w:szCs w:val="24"/>
+          <w:rtl w:val="0"/>
+        </w:rPr>
+        <w:t xml:space="preserve">Священик:</w:t>
+      </w:r>
+      <w:r>
+        <w:rPr>
+          <w:rFonts w:ascii="Times New Roman" w:cs="Times New Roman" w:eastAsia="Times New Roman" w:hAnsi="Times New Roman"/>
+          <w:color w:val="ff0000"/>
+          <w:sz w:val="24"/>
+          <w:szCs w:val="24"/>
+          <w:rtl w:val="0"/>
+        </w:rPr>
+        <w:t xml:space="preserve"> </w:t>
+      </w:r>
+      <w:r>
+        <w:rPr>
+          <w:rFonts w:ascii="Times New Roman" w:cs="Times New Roman" w:eastAsia="Times New Roman" w:hAnsi="Times New Roman"/>
+          <w:sz w:val="24"/>
+          <w:szCs w:val="24"/>
+          <w:rtl w:val="0"/>
+        </w:rPr>
+        <w:t xml:space="preserve">Христос, істинний Бог наш, що в огненних язиках зіслав з неба Пресвятого Духа на святих своїх учнів і апостолів, молитвами пречистої своєї Матері, святих, славних і всехвальних апостолів. і святого </w:t>
+      </w:r>
+      <w:r>
+        <w:rPr>
+          <w:rFonts w:ascii="Times New Roman" w:cs="Times New Roman" w:eastAsia="Times New Roman" w:hAnsi="Times New Roman"/>
+          <w:i w:val="1"/>
+          <w:color w:val="ff0000"/>
+          <w:sz w:val="24"/>
+          <w:szCs w:val="24"/>
+          <w:rtl w:val="0"/>
+        </w:rPr>
+        <w:t xml:space="preserve">(ім'я, якого є храм)</w:t>
+      </w:r>
+      <w:r>
+        <w:rPr>
+          <w:rFonts w:ascii="Times New Roman" w:cs="Times New Roman" w:eastAsia="Times New Roman" w:hAnsi="Times New Roman"/>
+          <w:sz w:val="24"/>
+          <w:szCs w:val="24"/>
+          <w:rtl w:val="0"/>
+        </w:rPr>
+        <w:t xml:space="preserve">, і святого </w:t>
+      </w:r>
+      <w:r>
+        <w:rPr>
+          <w:rFonts w:ascii="Times New Roman" w:cs="Times New Roman" w:eastAsia="Times New Roman" w:hAnsi="Times New Roman"/>
+          <w:color w:val="000000"/>
+          <w:sz w:val="24"/>
+          <w:szCs w:val="24"/>
+          <w:rtl w:val="0"/>
+        </w:rPr>
+        <w:t xml:space="preserve">священномученика Терапонта</w:t>
+      </w:r>
+      <w:r>
+        <w:rPr>
+          <w:rFonts w:ascii="Times New Roman" w:cs="Times New Roman" w:eastAsia="Times New Roman" w:hAnsi="Times New Roman"/>
+          <w:sz w:val="24"/>
+          <w:szCs w:val="24"/>
+          <w:rtl w:val="0"/>
+        </w:rPr>
+        <w:t xml:space="preserve">, і всіх святих, помилує і спасе нас, як благий і чоловіколюбець.</w:t>
       </w:r>
     </w:p>
     <w:p>
@@ -7025,19 +7175,33 @@
       </w:pPr>
       <w:r>
         <w:rPr>
-          <w:rFonts w:ascii="Times New Roman" w:hAnsi="Times New Roman"/>
-          <w:i/>
-          <w:color w:val="FF4400"/>
-          <w:sz w:val="24"/>
-        </w:rPr>
-        <w:t>Священик:</w:t>
-      </w:r>
-      <w:r>
-        <w:rPr>
-          <w:rFonts w:ascii="Times New Roman" w:hAnsi="Times New Roman"/>
-          <w:sz w:val="24"/>
-        </w:rPr>
-        <w:t xml:space="preserve"> Слава святій, одноістотній, животворящій і нероздільній Тройці, завжди, нині і повсякчас, і на віки віків.</w:t>
+          <w:rFonts w:ascii="Times New Roman" w:cs="Times New Roman" w:eastAsia="Times New Roman" w:hAnsi="Times New Roman"/>
+          <w:i w:val="1"/>
+          <w:color w:val="ff0000"/>
+          <w:sz w:val="24"/>
+          <w:szCs w:val="24"/>
+          <w:rtl w:val="0"/>
+        </w:rPr>
+        <w:t xml:space="preserve">Священик</w:t>
+      </w:r>
+      <w:r>
+        <w:rPr>
+          <w:rFonts w:ascii="Times New Roman" w:cs="Times New Roman" w:eastAsia="Times New Roman" w:hAnsi="Times New Roman"/>
+          <w:color w:val="ff0000"/>
+          <w:sz w:val="24"/>
+          <w:szCs w:val="24"/>
+          <w:rtl w:val="0"/>
+        </w:rPr>
+        <w:t xml:space="preserve">: </w:t>
+      </w:r>
+      <w:r>
+        <w:rPr>
+          <w:rFonts w:ascii="Times New Roman" w:cs="Times New Roman" w:eastAsia="Times New Roman" w:hAnsi="Times New Roman"/>
+          <w:sz w:val="24"/>
+          <w:szCs w:val="24"/>
+          <w:rtl w:val="0"/>
+        </w:rPr>
+        <w:t xml:space="preserve">Слава святій, одноістотній, животворящій і нероздільній Тройці, завжди, нині і повсякчас, і на віки віків.</w:t>
       </w:r>
     </w:p>
     <w:p>
@@ -10799,17 +10963,21 @@
       </w:pPr>
       <w:r>
         <w:rPr>
-          <w:rFonts w:ascii="Times New Roman" w:hAnsi="Times New Roman"/>
-          <w:i/>
-          <w:color w:val="FF4400"/>
-          <w:sz w:val="24"/>
-        </w:rPr>
-        <w:t>Священик:</w:t>
-      </w:r>
-      <w:r>
-        <w:rPr>
-          <w:rFonts w:ascii="Times New Roman" w:hAnsi="Times New Roman"/>
-          <w:sz w:val="24"/>
+          <w:rFonts w:ascii="Times New Roman" w:cs="Times New Roman" w:eastAsia="Times New Roman" w:hAnsi="Times New Roman"/>
+          <w:i w:val="1"/>
+          <w:color w:val="ff0000"/>
+          <w:sz w:val="24"/>
+          <w:szCs w:val="24"/>
+          <w:rtl w:val="0"/>
+        </w:rPr>
+        <w:t xml:space="preserve">Священик:</w:t>
+      </w:r>
+      <w:r>
+        <w:rPr>
+          <w:rFonts w:ascii="Times New Roman" w:cs="Times New Roman" w:eastAsia="Times New Roman" w:hAnsi="Times New Roman"/>
+          <w:sz w:val="24"/>
+          <w:szCs w:val="24"/>
+          <w:rtl w:val="0"/>
         </w:rPr>
         <w:t xml:space="preserve"> Бо тобі належить усяка слава, честь і поклоніння, Отцю, і Сину, і Святому Духові, нині і повсякчас, і на віки віків.</w:t>
       </w:r>
@@ -11762,19 +11930,33 @@
       </w:pPr>
       <w:r>
         <w:rPr>
-          <w:rFonts w:ascii="Times New Roman" w:hAnsi="Times New Roman"/>
-          <w:i/>
-          <w:color w:val="FF4400"/>
-          <w:sz w:val="24"/>
-        </w:rPr>
-        <w:t>Священик:</w:t>
-      </w:r>
-      <w:r>
-        <w:rPr>
-          <w:rFonts w:ascii="Times New Roman" w:hAnsi="Times New Roman"/>
-          <w:sz w:val="24"/>
-        </w:rPr>
-        <w:t xml:space="preserve"> Бо Твоя влада і Твоє єсть царство і сила, і слава Отця, і Сина, і Святого Духа, нині і повсякчас, і на віки віків.</w:t>
+          <w:rFonts w:ascii="Times New Roman" w:cs="Times New Roman" w:eastAsia="Times New Roman" w:hAnsi="Times New Roman"/>
+          <w:i w:val="1"/>
+          <w:color w:val="ff0000"/>
+          <w:sz w:val="24"/>
+          <w:szCs w:val="24"/>
+          <w:rtl w:val="0"/>
+        </w:rPr>
+        <w:t xml:space="preserve">Священик: </w:t>
+      </w:r>
+      <w:r>
+        <w:rPr>
+          <w:rFonts w:ascii="Times New Roman" w:cs="Times New Roman" w:eastAsia="Times New Roman" w:hAnsi="Times New Roman"/>
+          <w:color w:val="000000"/>
+          <w:sz w:val="24"/>
+          <w:szCs w:val="24"/>
+          <w:rtl w:val="0"/>
+        </w:rPr>
+        <w:t xml:space="preserve">Бо Твоя влада і Твоє єсть царство і сила, і слава Отця, і Сина, і Святого Духа</w:t>
+      </w:r>
+      <w:r>
+        <w:rPr>
+          <w:rFonts w:ascii="Times New Roman" w:cs="Times New Roman" w:eastAsia="Times New Roman" w:hAnsi="Times New Roman"/>
+          <w:sz w:val="24"/>
+          <w:szCs w:val="24"/>
+          <w:rtl w:val="0"/>
+        </w:rPr>
+        <w:t xml:space="preserve">, нині і повсякчас, і на віки віків.</w:t>
       </w:r>
     </w:p>
     <w:p>
@@ -12197,19 +12379,33 @@
       </w:pPr>
       <w:r>
         <w:rPr>
-          <w:rFonts w:ascii="Times New Roman" w:hAnsi="Times New Roman"/>
-          <w:i/>
-          <w:color w:val="FF4400"/>
-          <w:sz w:val="24"/>
-        </w:rPr>
-        <w:t>Священик:</w:t>
-      </w:r>
-      <w:r>
-        <w:rPr>
-          <w:rFonts w:ascii="Times New Roman" w:hAnsi="Times New Roman"/>
-          <w:sz w:val="24"/>
-        </w:rPr>
-        <w:t xml:space="preserve"> Бо Ти благий і Чоловіколюбець Бог єси і Тобі славу возсилаємо Отцю, і Сину, і Святому Духові, нині і повсякчас, і на віки віків.</w:t>
+          <w:rFonts w:ascii="Times New Roman" w:cs="Times New Roman" w:eastAsia="Times New Roman" w:hAnsi="Times New Roman"/>
+          <w:i w:val="1"/>
+          <w:color w:val="ff0000"/>
+          <w:sz w:val="24"/>
+          <w:szCs w:val="24"/>
+          <w:rtl w:val="0"/>
+        </w:rPr>
+        <w:t xml:space="preserve">Священик: </w:t>
+      </w:r>
+      <w:r>
+        <w:rPr>
+          <w:rFonts w:ascii="Times New Roman" w:cs="Times New Roman" w:eastAsia="Times New Roman" w:hAnsi="Times New Roman"/>
+          <w:color w:val="000000"/>
+          <w:sz w:val="24"/>
+          <w:szCs w:val="24"/>
+          <w:rtl w:val="0"/>
+        </w:rPr>
+        <w:t xml:space="preserve">Бо Ти благий і Чоловіколюбець Бог єси і Тобі славу возсилаємо Отцю, і Сину, і Святому Духові</w:t>
+      </w:r>
+      <w:r>
+        <w:rPr>
+          <w:rFonts w:ascii="Times New Roman" w:cs="Times New Roman" w:eastAsia="Times New Roman" w:hAnsi="Times New Roman"/>
+          <w:sz w:val="24"/>
+          <w:szCs w:val="24"/>
+          <w:rtl w:val="0"/>
+        </w:rPr>
+        <w:t xml:space="preserve">, нині і повсякчас, і на віки віків.</w:t>
       </w:r>
     </w:p>
     <w:p>
@@ -13739,19 +13935,33 @@
       </w:pPr>
       <w:r>
         <w:rPr>
-          <w:rFonts w:ascii="Times New Roman" w:hAnsi="Times New Roman"/>
-          <w:i/>
-          <w:color w:val="FF4400"/>
-          <w:sz w:val="24"/>
-        </w:rPr>
-        <w:t>Священик:</w:t>
-      </w:r>
-      <w:r>
-        <w:rPr>
-          <w:rFonts w:ascii="Times New Roman" w:hAnsi="Times New Roman"/>
-          <w:sz w:val="24"/>
-        </w:rPr>
-        <w:t xml:space="preserve"> Бо Ти Бог наш і Тобі славу возсилаємо: Отцю, і Сину, і Святому Духові, нині і повсякчас, і на віки віків.</w:t>
+          <w:rFonts w:ascii="Times New Roman" w:cs="Times New Roman" w:eastAsia="Times New Roman" w:hAnsi="Times New Roman"/>
+          <w:i w:val="1"/>
+          <w:color w:val="ff0000"/>
+          <w:sz w:val="24"/>
+          <w:szCs w:val="24"/>
+          <w:rtl w:val="0"/>
+        </w:rPr>
+        <w:t xml:space="preserve">Священик: </w:t>
+      </w:r>
+      <w:r>
+        <w:rPr>
+          <w:rFonts w:ascii="Times New Roman" w:cs="Times New Roman" w:eastAsia="Times New Roman" w:hAnsi="Times New Roman"/>
+          <w:color w:val="000000"/>
+          <w:sz w:val="24"/>
+          <w:szCs w:val="24"/>
+          <w:rtl w:val="0"/>
+        </w:rPr>
+        <w:t xml:space="preserve">Бо Ти Бог наш і Тобі славу возсилаємо: Отцю, і Сину, і Святому Духові</w:t>
+      </w:r>
+      <w:r>
+        <w:rPr>
+          <w:rFonts w:ascii="Times New Roman" w:cs="Times New Roman" w:eastAsia="Times New Roman" w:hAnsi="Times New Roman"/>
+          <w:sz w:val="24"/>
+          <w:szCs w:val="24"/>
+          <w:rtl w:val="0"/>
+        </w:rPr>
+        <w:t xml:space="preserve">, нині і повсякчас, і на віки віків.</w:t>
       </w:r>
     </w:p>
     <w:p>
@@ -15033,19 +15243,33 @@
       </w:pPr>
       <w:r>
         <w:rPr>
-          <w:rFonts w:ascii="Times New Roman" w:hAnsi="Times New Roman"/>
-          <w:i/>
-          <w:color w:val="FF4400"/>
-          <w:sz w:val="24"/>
-        </w:rPr>
-        <w:t>Священик:</w:t>
-      </w:r>
-      <w:r>
-        <w:rPr>
-          <w:rFonts w:ascii="Times New Roman" w:hAnsi="Times New Roman"/>
-          <w:sz w:val="24"/>
-        </w:rPr>
-        <w:t xml:space="preserve"> Бо Ти цар миру і Спас душ наших і Тобі славу возсилаємо: Отцю, і Сину, і Святому Духові, нині і повсякчас, і на віки віків.</w:t>
+          <w:rFonts w:ascii="Times New Roman" w:cs="Times New Roman" w:eastAsia="Times New Roman" w:hAnsi="Times New Roman"/>
+          <w:i w:val="1"/>
+          <w:color w:val="ff0000"/>
+          <w:sz w:val="24"/>
+          <w:szCs w:val="24"/>
+          <w:rtl w:val="0"/>
+        </w:rPr>
+        <w:t xml:space="preserve">Священик: </w:t>
+      </w:r>
+      <w:r>
+        <w:rPr>
+          <w:rFonts w:ascii="Times New Roman" w:cs="Times New Roman" w:eastAsia="Times New Roman" w:hAnsi="Times New Roman"/>
+          <w:color w:val="000000"/>
+          <w:sz w:val="24"/>
+          <w:szCs w:val="24"/>
+          <w:rtl w:val="0"/>
+        </w:rPr>
+        <w:t xml:space="preserve">Бо Ти цар миру і Спас душ наших і Тобі славу возсилаємо: Отцю, і Сину, і Святому Духові</w:t>
+      </w:r>
+      <w:r>
+        <w:rPr>
+          <w:rFonts w:ascii="Times New Roman" w:cs="Times New Roman" w:eastAsia="Times New Roman" w:hAnsi="Times New Roman"/>
+          <w:sz w:val="24"/>
+          <w:szCs w:val="24"/>
+          <w:rtl w:val="0"/>
+        </w:rPr>
+        <w:t xml:space="preserve">, нині і повсякчас, і на віки віків.</w:t>
       </w:r>
     </w:p>
     <w:p>
@@ -16710,19 +16934,33 @@
       </w:pPr>
       <w:r>
         <w:rPr>
-          <w:rFonts w:ascii="Times New Roman" w:hAnsi="Times New Roman"/>
-          <w:i/>
-          <w:color w:val="FF4400"/>
-          <w:sz w:val="24"/>
-        </w:rPr>
-        <w:t>Священик:</w:t>
-      </w:r>
-      <w:r>
-        <w:rPr>
-          <w:rFonts w:ascii="Times New Roman" w:hAnsi="Times New Roman"/>
-          <w:sz w:val="24"/>
-        </w:rPr>
-        <w:t xml:space="preserve"> Бо Тебе хвалять усі сили небесні і Тобі славу возсилаємо: Отцю, і Сину, і Святому Духові, нині і повсякчас, і на віки віків.</w:t>
+          <w:rFonts w:ascii="Times New Roman" w:cs="Times New Roman" w:eastAsia="Times New Roman" w:hAnsi="Times New Roman"/>
+          <w:i w:val="1"/>
+          <w:color w:val="ff0000"/>
+          <w:sz w:val="24"/>
+          <w:szCs w:val="24"/>
+          <w:rtl w:val="0"/>
+        </w:rPr>
+        <w:t xml:space="preserve">Священик: </w:t>
+      </w:r>
+      <w:r>
+        <w:rPr>
+          <w:rFonts w:ascii="Times New Roman" w:cs="Times New Roman" w:eastAsia="Times New Roman" w:hAnsi="Times New Roman"/>
+          <w:color w:val="000000"/>
+          <w:sz w:val="24"/>
+          <w:szCs w:val="24"/>
+          <w:rtl w:val="0"/>
+        </w:rPr>
+        <w:t xml:space="preserve">Бо Тебе хвалять усі сили небесні і Тобі славу возсилаємо: Отцю, і Сину, і Святому Духові</w:t>
+      </w:r>
+      <w:r>
+        <w:rPr>
+          <w:rFonts w:ascii="Times New Roman" w:cs="Times New Roman" w:eastAsia="Times New Roman" w:hAnsi="Times New Roman"/>
+          <w:sz w:val="24"/>
+          <w:szCs w:val="24"/>
+          <w:rtl w:val="0"/>
+        </w:rPr>
+        <w:t xml:space="preserve">, нині і повсякчас, і на віки віків.</w:t>
       </w:r>
     </w:p>
     <w:p>
@@ -17641,17 +17879,21 @@
       </w:pPr>
       <w:r>
         <w:rPr>
-          <w:rFonts w:ascii="Times New Roman" w:hAnsi="Times New Roman"/>
-          <w:i/>
-          <w:color w:val="FF4400"/>
-          <w:sz w:val="24"/>
-        </w:rPr>
-        <w:t>Священик:</w:t>
-      </w:r>
-      <w:r>
-        <w:rPr>
-          <w:rFonts w:ascii="Times New Roman" w:hAnsi="Times New Roman"/>
-          <w:sz w:val="24"/>
+          <w:rFonts w:ascii="Times New Roman" w:cs="Times New Roman" w:eastAsia="Times New Roman" w:hAnsi="Times New Roman"/>
+          <w:i w:val="1"/>
+          <w:color w:val="ff0000"/>
+          <w:sz w:val="24"/>
+          <w:szCs w:val="24"/>
+          <w:rtl w:val="0"/>
+        </w:rPr>
+        <w:t xml:space="preserve">Священик:</w:t>
+      </w:r>
+      <w:r>
+        <w:rPr>
+          <w:rFonts w:ascii="Times New Roman" w:cs="Times New Roman" w:eastAsia="Times New Roman" w:hAnsi="Times New Roman"/>
+          <w:sz w:val="24"/>
+          <w:szCs w:val="24"/>
+          <w:rtl w:val="0"/>
         </w:rPr>
         <w:t xml:space="preserve"> Слава тобі, що Світло нам показав!</w:t>
       </w:r>
@@ -18768,19 +19010,33 @@
       </w:pPr>
       <w:r>
         <w:rPr>
-          <w:rFonts w:ascii="Times New Roman" w:hAnsi="Times New Roman"/>
-          <w:i/>
-          <w:color w:val="FF4400"/>
-          <w:sz w:val="24"/>
-        </w:rPr>
-        <w:t>Священик:</w:t>
-      </w:r>
-      <w:r>
-        <w:rPr>
-          <w:rFonts w:ascii="Times New Roman" w:hAnsi="Times New Roman"/>
-          <w:sz w:val="24"/>
-        </w:rPr>
-        <w:t xml:space="preserve"> Бо ти Бог милости, ласк і чоловіколюбности, і тобі славу віддаємо: Отцю, і Сину, і Святому Духові, нині і повсякчас, і на віки віків.</w:t>
+          <w:rFonts w:ascii="Times New Roman" w:cs="Times New Roman" w:eastAsia="Times New Roman" w:hAnsi="Times New Roman"/>
+          <w:i w:val="1"/>
+          <w:color w:val="ff0000"/>
+          <w:sz w:val="24"/>
+          <w:szCs w:val="24"/>
+          <w:rtl w:val="0"/>
+        </w:rPr>
+        <w:t xml:space="preserve">Священик:</w:t>
+      </w:r>
+      <w:r>
+        <w:rPr>
+          <w:rFonts w:ascii="Times New Roman" w:cs="Times New Roman" w:eastAsia="Times New Roman" w:hAnsi="Times New Roman"/>
+          <w:color w:val="ff0000"/>
+          <w:sz w:val="24"/>
+          <w:szCs w:val="24"/>
+          <w:rtl w:val="0"/>
+        </w:rPr>
+        <w:t xml:space="preserve"> </w:t>
+      </w:r>
+      <w:r>
+        <w:rPr>
+          <w:rFonts w:ascii="Times New Roman" w:cs="Times New Roman" w:eastAsia="Times New Roman" w:hAnsi="Times New Roman"/>
+          <w:sz w:val="24"/>
+          <w:szCs w:val="24"/>
+          <w:rtl w:val="0"/>
+        </w:rPr>
+        <w:t xml:space="preserve">Бо ти Бог милости, ласк і чоловіколюбности, і тобі славу віддаємо: Отцю, і Сину, і Святому Духові, нині і повсякчас, і на віки віків.</w:t>
       </w:r>
     </w:p>
     <w:p>
@@ -18836,17 +19092,21 @@
       </w:pPr>
       <w:r>
         <w:rPr>
-          <w:rFonts w:ascii="Times New Roman" w:hAnsi="Times New Roman"/>
-          <w:i/>
-          <w:color w:val="FF4400"/>
-          <w:sz w:val="24"/>
-        </w:rPr>
-        <w:t>Священик:</w:t>
-      </w:r>
-      <w:r>
-        <w:rPr>
-          <w:rFonts w:ascii="Times New Roman" w:hAnsi="Times New Roman"/>
-          <w:sz w:val="24"/>
+          <w:rFonts w:ascii="Times New Roman" w:cs="Times New Roman" w:eastAsia="Times New Roman" w:hAnsi="Times New Roman"/>
+          <w:i w:val="1"/>
+          <w:color w:val="ff0000"/>
+          <w:sz w:val="24"/>
+          <w:szCs w:val="24"/>
+          <w:rtl w:val="0"/>
+        </w:rPr>
+        <w:t xml:space="preserve">Священик:</w:t>
+      </w:r>
+      <w:r>
+        <w:rPr>
+          <w:rFonts w:ascii="Times New Roman" w:cs="Times New Roman" w:eastAsia="Times New Roman" w:hAnsi="Times New Roman"/>
+          <w:sz w:val="24"/>
+          <w:szCs w:val="24"/>
+          <w:rtl w:val="0"/>
         </w:rPr>
         <w:t xml:space="preserve"> Мир всім.</w:t>
       </w:r>
@@ -19629,17 +19889,21 @@
       </w:pPr>
       <w:r>
         <w:rPr>
-          <w:rFonts w:ascii="Times New Roman" w:hAnsi="Times New Roman"/>
-          <w:i/>
-          <w:color w:val="FF4400"/>
-          <w:sz w:val="24"/>
-        </w:rPr>
-        <w:t>Священик:</w:t>
-      </w:r>
-      <w:r>
-        <w:rPr>
-          <w:rFonts w:ascii="Times New Roman" w:hAnsi="Times New Roman"/>
-          <w:sz w:val="24"/>
+          <w:rFonts w:ascii="Times New Roman" w:cs="Times New Roman" w:eastAsia="Times New Roman" w:hAnsi="Times New Roman"/>
+          <w:i w:val="1"/>
+          <w:color w:val="ff0000"/>
+          <w:sz w:val="24"/>
+          <w:szCs w:val="24"/>
+          <w:rtl w:val="0"/>
+        </w:rPr>
+        <w:t xml:space="preserve">Священик:</w:t>
+      </w:r>
+      <w:r>
+        <w:rPr>
+          <w:rFonts w:ascii="Times New Roman" w:cs="Times New Roman" w:eastAsia="Times New Roman" w:hAnsi="Times New Roman"/>
+          <w:sz w:val="24"/>
+          <w:szCs w:val="24"/>
+          <w:rtl w:val="0"/>
         </w:rPr>
         <w:t xml:space="preserve"> Бо твоє є царство, і сила, і слава, Отця, і Сина, і Святого Духа, нині і повсякчас, і на віки віків.</w:t>
       </w:r>
@@ -20451,17 +20715,21 @@
       </w:pPr>
       <w:r>
         <w:rPr>
-          <w:rFonts w:ascii="Times New Roman" w:hAnsi="Times New Roman"/>
-          <w:i/>
-          <w:color w:val="FF4400"/>
-          <w:sz w:val="24"/>
-        </w:rPr>
-        <w:t>Священик:</w:t>
-      </w:r>
-      <w:r>
-        <w:rPr>
-          <w:rFonts w:ascii="Times New Roman" w:hAnsi="Times New Roman"/>
-          <w:sz w:val="24"/>
+          <w:rFonts w:ascii="Times New Roman" w:cs="Times New Roman" w:eastAsia="Times New Roman" w:hAnsi="Times New Roman"/>
+          <w:i w:val="1"/>
+          <w:color w:val="ff0000"/>
+          <w:sz w:val="24"/>
+          <w:szCs w:val="24"/>
+          <w:rtl w:val="0"/>
+        </w:rPr>
+        <w:t xml:space="preserve">Священик:</w:t>
+      </w:r>
+      <w:r>
+        <w:rPr>
+          <w:rFonts w:ascii="Times New Roman" w:cs="Times New Roman" w:eastAsia="Times New Roman" w:hAnsi="Times New Roman"/>
+          <w:sz w:val="24"/>
+          <w:szCs w:val="24"/>
+          <w:rtl w:val="0"/>
         </w:rPr>
         <w:t xml:space="preserve"> Бо милостивий і чоловіколюбець Бог єси, і тобі славу возсилаємо, Отцю, і Сину, і Святому Духові, нині і повсякчас, і на віки віків.</w:t>
       </w:r>
@@ -20613,19 +20881,33 @@
       </w:pPr>
       <w:r>
         <w:rPr>
-          <w:rFonts w:ascii="Times New Roman" w:hAnsi="Times New Roman"/>
-          <w:i/>
-          <w:color w:val="FF4400"/>
-          <w:sz w:val="24"/>
-        </w:rPr>
-        <w:t>Священик:</w:t>
-      </w:r>
-      <w:r>
-        <w:rPr>
-          <w:rFonts w:ascii="Times New Roman" w:hAnsi="Times New Roman"/>
-          <w:sz w:val="24"/>
-        </w:rPr>
-        <w:t xml:space="preserve"> Слава тобі, Христе Боже, надіє наша, слава тобі!</w:t>
+          <w:rFonts w:ascii="Times New Roman" w:cs="Times New Roman" w:eastAsia="Times New Roman" w:hAnsi="Times New Roman"/>
+          <w:i w:val="1"/>
+          <w:color w:val="ff0000"/>
+          <w:sz w:val="24"/>
+          <w:szCs w:val="24"/>
+          <w:rtl w:val="0"/>
+        </w:rPr>
+        <w:t xml:space="preserve">Священик:</w:t>
+      </w:r>
+      <w:r>
+        <w:rPr>
+          <w:rFonts w:ascii="Times New Roman" w:cs="Times New Roman" w:eastAsia="Times New Roman" w:hAnsi="Times New Roman"/>
+          <w:color w:val="ff0000"/>
+          <w:sz w:val="24"/>
+          <w:szCs w:val="24"/>
+          <w:rtl w:val="0"/>
+        </w:rPr>
+        <w:t xml:space="preserve"> </w:t>
+      </w:r>
+      <w:r>
+        <w:rPr>
+          <w:rFonts w:ascii="Times New Roman" w:cs="Times New Roman" w:eastAsia="Times New Roman" w:hAnsi="Times New Roman"/>
+          <w:sz w:val="24"/>
+          <w:szCs w:val="24"/>
+          <w:rtl w:val="0"/>
+        </w:rPr>
+        <w:t xml:space="preserve">Слава тобі, Христе Боже, надіє наша, слава тобі!</w:t>
       </w:r>
     </w:p>
     <w:p>
@@ -20700,37 +20982,83 @@
       </w:r>
     </w:p>
     <w:p>
-      <w:r>
-        <w:rPr>
-          <w:rFonts w:ascii="Times New Roman" w:hAnsi="Times New Roman"/>
-          <w:i/>
-          <w:color w:val="FF4400"/>
-          <w:sz w:val="24"/>
-        </w:rPr>
-        <w:t>Священик:</w:t>
-      </w:r>
-      <w:r>
-        <w:rPr>
-          <w:rFonts w:ascii="Times New Roman" w:hAnsi="Times New Roman"/>
-          <w:sz w:val="24"/>
-        </w:rPr>
-        <w:t xml:space="preserve"> Христос, істинний Бог наш - молитвами пречистої Своєї Матері, силою чесного і животворчого хреста, заступництвом святих славних і всехвальних апостолів, святого, </w:t>
-      </w:r>
-      <w:r>
-        <w:rPr>
-          <w:rFonts w:ascii="Times New Roman" w:hAnsi="Times New Roman"/>
-          <w:i/>
-          <w:color w:val="FF4400"/>
-          <w:sz w:val="24"/>
-        </w:rPr>
-        <w:t>якого є храм</w:t>
-      </w:r>
-      <w:r>
-        <w:rPr>
-          <w:rFonts w:ascii="Times New Roman" w:hAnsi="Times New Roman"/>
-          <w:sz w:val="24"/>
-        </w:rPr>
-        <w:t>, перенесення мощів святих безсрібників Кира і Івана і всіх святих - помилує і спасе нас як благий і людинолюбний.</w:t>
+      <w:pPr>
+        <w:spacing w:after="120" w:lineRule="auto"/>
+        <w:jc w:val="both"/>
+        <w:rPr>
+          <w:rFonts w:ascii="Times New Roman" w:cs="Times New Roman" w:eastAsia="Times New Roman" w:hAnsi="Times New Roman"/>
+          <w:sz w:val="24"/>
+          <w:szCs w:val="24"/>
+        </w:rPr>
+      </w:pPr>
+      <w:r>
+        <w:rPr>
+          <w:rFonts w:ascii="Times New Roman" w:cs="Times New Roman" w:eastAsia="Times New Roman" w:hAnsi="Times New Roman"/>
+          <w:i w:val="1"/>
+          <w:color w:val="ff0000"/>
+          <w:sz w:val="24"/>
+          <w:szCs w:val="24"/>
+          <w:rtl w:val="0"/>
+        </w:rPr>
+        <w:t xml:space="preserve">Священик:</w:t>
+      </w:r>
+      <w:r>
+        <w:rPr>
+          <w:rFonts w:ascii="Times New Roman" w:cs="Times New Roman" w:eastAsia="Times New Roman" w:hAnsi="Times New Roman"/>
+          <w:color w:val="ff0000"/>
+          <w:sz w:val="24"/>
+          <w:szCs w:val="24"/>
+          <w:rtl w:val="0"/>
+        </w:rPr>
+        <w:t xml:space="preserve"> </w:t>
+      </w:r>
+      <w:r>
+        <w:rPr>
+          <w:rFonts w:ascii="Times New Roman" w:cs="Times New Roman" w:eastAsia="Times New Roman" w:hAnsi="Times New Roman"/>
+          <w:sz w:val="24"/>
+          <w:szCs w:val="24"/>
+          <w:rtl w:val="0"/>
+        </w:rPr>
+        <w:t xml:space="preserve">Христос, істинний Бог наш, що в огненних язиках зіслав з неба Пресвятого Духа на святих своїх учнів і апостолів, молитвами пречистої своєї Матері, святих, славних і всехвальних апостолів. і святого </w:t>
+      </w:r>
+      <w:r>
+        <w:rPr>
+          <w:rFonts w:ascii="Times New Roman" w:cs="Times New Roman" w:eastAsia="Times New Roman" w:hAnsi="Times New Roman"/>
+          <w:i w:val="1"/>
+          <w:color w:val="ff0000"/>
+          <w:sz w:val="24"/>
+          <w:szCs w:val="24"/>
+          <w:rtl w:val="0"/>
+        </w:rPr>
+        <w:t xml:space="preserve">(ім'я, якого є храм)</w:t>
+      </w:r>
+      <w:r>
+        <w:rPr>
+          <w:rFonts w:ascii="Times New Roman" w:cs="Times New Roman" w:eastAsia="Times New Roman" w:hAnsi="Times New Roman"/>
+          <w:sz w:val="24"/>
+          <w:szCs w:val="24"/>
+          <w:rtl w:val="0"/>
+        </w:rPr>
+        <w:t xml:space="preserve">, і святого </w:t>
+      </w:r>
+      <w:r>
+        <w:rPr>
+          <w:rFonts w:ascii="Times New Roman" w:cs="Times New Roman" w:eastAsia="Times New Roman" w:hAnsi="Times New Roman"/>
+          <w:color w:val="000000"/>
+          <w:sz w:val="24"/>
+          <w:szCs w:val="24"/>
+          <w:rtl w:val="0"/>
+        </w:rPr>
+        <w:t xml:space="preserve">священномученика Терапонта</w:t>
+      </w:r>
+      <w:r>
+        <w:rPr>
+          <w:rFonts w:ascii="Times New Roman" w:cs="Times New Roman" w:eastAsia="Times New Roman" w:hAnsi="Times New Roman"/>
+          <w:sz w:val="24"/>
+          <w:szCs w:val="24"/>
+          <w:rtl w:val="0"/>
+        </w:rPr>
+        <w:t xml:space="preserve">, і всіх святих, помилує і спасе нас, як благий і чоловіколюбець.</w:t>
       </w:r>
     </w:p>
     <w:p>
